--- a/docs/content/mapping/mapping_lecture.docx
+++ b/docs/content/mapping/mapping_lecture.docx
@@ -31,7 +31,7 @@
         <w:pStyle w:val="Date"/>
       </w:pPr>
       <w:r>
-        <w:t xml:space="preserve">2026-07-05</w:t>
+        <w:t xml:space="preserve">2026-08-27</w:t>
       </w:r>
     </w:p>
     <w:bookmarkStart w:id="12" w:name="where-we-left-off-factors-joins"/>
@@ -236,7 +236,7 @@
               <w:spacing w:after="16"/>
             </w:pPr>
             <w:r>
-              <w:t xml:space="preserve">You can wrangle, summarize, model, and join. Today we put data</w:t>
+              <w:t xml:space="preserve">You can wrangle, summarize, model, and join — today those skills point at a map instead of a table. Our dataset:</w:t>
             </w:r>
             <w:r>
               <w:t xml:space="preserve"> </w:t>
@@ -246,29 +246,13 @@
                 <w:b/>
                 <w:bCs/>
               </w:rPr>
-              <w:t xml:space="preserve">on a map</w:t>
+              <w:t xml:space="preserve">~4,600 real Bigfoot sightings</w:t>
             </w:r>
             <w:r>
               <w:t xml:space="preserve"> </w:t>
             </w:r>
             <w:r>
-              <w:t xml:space="preserve">— the single most fun payoff in the toolkit. Our dataset:</w:t>
-            </w:r>
-            <w:r>
-              <w:t xml:space="preserve"> </w:t>
-            </w:r>
-            <w:r>
-              <w:rPr>
-                <w:b/>
-                <w:bCs/>
-              </w:rPr>
-              <w:t xml:space="preserve">4,000+ real Bigfoot sightings</w:t>
-            </w:r>
-            <w:r>
-              <w:t xml:space="preserve"> </w:t>
-            </w:r>
-            <w:r>
-              <w:t xml:space="preserve">across the US, each with a latitude and longitude. 🦶</w:t>
+              <w:t xml:space="preserve">across the US, each with a latitude and longitude, ready to become points and then a choropleth. 🦶</w:t>
             </w:r>
           </w:p>
           <w:p/>
@@ -1044,23 +1028,23 @@
               </w:numPr>
             </w:pPr>
             <w:r>
+              <w:t xml:space="preserve">A choropleth is easy to accept at face value once it’s drawn — naming the state you expect to be darkest</w:t>
+            </w:r>
+            <w:r>
+              <w:t xml:space="preserve"> </w:t>
+            </w:r>
+            <w:r>
               <w:rPr>
-                <w:b/>
-                <w:bCs/>
+                <w:i/>
+                <w:iCs/>
               </w:rPr>
-              <w:t xml:space="preserve">Predicting the pattern</w:t>
+              <w:t xml:space="preserve">before</w:t>
             </w:r>
             <w:r>
               <w:t xml:space="preserve"> </w:t>
             </w:r>
             <w:r>
-              <w:t xml:space="preserve">(</w:t>
-            </w:r>
-            <w:r>
-              <w:t xml:space="preserve">“Pacific Northwest?”</w:t>
-            </w:r>
-            <w:r>
-              <w:t xml:space="preserve">) makes the map mean something when it appears.</w:t>
+              <w:t xml:space="preserve">rendering it is what makes you actually look at the result instead of just admiring it.</w:t>
             </w:r>
           </w:p>
           <w:p>
@@ -1073,16 +1057,15 @@
             </w:pPr>
             <w:r>
               <w:rPr>
-                <w:b/>
-                <w:bCs/>
+                <w:rStyle w:val="VerbatimChar"/>
               </w:rPr>
-              <w:t xml:space="preserve">Typing</w:t>
+              <w:t xml:space="preserve">st_as_sf(coords = ..., crs = ...)</w:t>
             </w:r>
             <w:r>
               <w:t xml:space="preserve"> </w:t>
             </w:r>
             <w:r>
-              <w:t xml:space="preserve">builds the</w:t>
+              <w:t xml:space="preserve">and</w:t>
             </w:r>
             <w:r>
               <w:t xml:space="preserve"> </w:t>
@@ -1091,13 +1074,13 @@
               <w:rPr>
                 <w:rStyle w:val="VerbatimChar"/>
               </w:rPr>
-              <w:t xml:space="preserve">sf</w:t>
+              <w:t xml:space="preserve">geom_sf()</w:t>
             </w:r>
             <w:r>
               <w:t xml:space="preserve"> </w:t>
             </w:r>
             <w:r>
-              <w:t xml:space="preserve">+</w:t>
+              <w:t xml:space="preserve">are new syntax with a specific argument order; typing them yourself is what keeps</w:t>
             </w:r>
             <w:r>
               <w:t xml:space="preserve"> </w:t>
@@ -1106,13 +1089,13 @@
               <w:rPr>
                 <w:rStyle w:val="VerbatimChar"/>
               </w:rPr>
-              <w:t xml:space="preserve">geom_sf</w:t>
+              <w:t xml:space="preserve">coords = c("longitude", "latitude")</w:t>
             </w:r>
             <w:r>
               <w:t xml:space="preserve"> </w:t>
             </w:r>
             <w:r>
-              <w:t xml:space="preserve">muscle memory.</w:t>
+              <w:t xml:space="preserve">from becoming a copy-paste habit you never really learned.</w:t>
             </w:r>
           </w:p>
           <w:p>
@@ -1124,17 +1107,7 @@
               </w:numPr>
             </w:pPr>
             <w:r>
-              <w:rPr>
-                <w:b/>
-                <w:bCs/>
-              </w:rPr>
-              <w:t xml:space="preserve">Chunk → practice</w:t>
-            </w:r>
-            <w:r>
-              <w:t xml:space="preserve"> </w:t>
-            </w:r>
-            <w:r>
-              <w:t xml:space="preserve">keeps each new idea from piling up.</w:t>
+              <w:t xml:space="preserve">Spatial objects, basemaps, joins, and projections each get their own chunk so a CRS mismatch doesn’t get confused with a join-key mismatch later.</w:t>
             </w:r>
           </w:p>
           <w:p/>
@@ -2669,7 +2642,7 @@
               <w:t xml:space="preserve"> </w:t>
             </w:r>
             <w:r>
-              <w:t xml:space="preserve">We’re about to turn 4,000+ rows of lat/long into points and plot them with</w:t>
+              <w:t xml:space="preserve">We’re about to turn ~4,600 rows of lat/long into points and plot them with</w:t>
             </w:r>
             <w:r>
               <w:t xml:space="preserve"> </w:t>
@@ -5596,7 +5569,7 @@
                 <w:b/>
                 <w:bCs/>
               </w:rPr>
-              <w:t xml:space="preserve">✅ Why show a blank map?</w:t>
+              <w:t xml:space="preserve">✅ Why show a blank choropleth?</w:t>
             </w:r>
           </w:p>
           <w:p>
@@ -5607,23 +5580,16 @@
               <w:spacing w:after="16"/>
             </w:pPr>
             <w:r>
-              <w:t xml:space="preserve">A join only matches keys that are</w:t>
+              <w:rPr>
+                <w:rStyle w:val="VerbatimChar"/>
+              </w:rPr>
+              <w:t xml:space="preserve">left_join()</w:t>
             </w:r>
             <w:r>
               <w:t xml:space="preserve"> </w:t>
             </w:r>
             <w:r>
-              <w:rPr>
-                <w:b/>
-                <w:bCs/>
-              </w:rPr>
-              <w:t xml:space="preserve">exactly</w:t>
-            </w:r>
-            <w:r>
-              <w:t xml:space="preserve"> </w:t>
-            </w:r>
-            <w:r>
-              <w:t xml:space="preserve">equal.</w:t>
+              <w:t xml:space="preserve">doesn’t know that</w:t>
             </w:r>
             <w:r>
               <w:t xml:space="preserve"> </w:t>
@@ -5635,7 +5601,10 @@
               <w:t xml:space="preserve">"Washington"</w:t>
             </w:r>
             <w:r>
-              <w:t xml:space="preserve">,</w:t>
+              <w:t xml:space="preserve"> </w:t>
+            </w:r>
+            <w:r>
+              <w:t xml:space="preserve">and</w:t>
             </w:r>
             <w:r>
               <w:t xml:space="preserve"> </w:t>
@@ -5647,7 +5616,10 @@
               <w:t xml:space="preserve">"washington"</w:t>
             </w:r>
             <w:r>
-              <w:t xml:space="preserve">, and</w:t>
+              <w:t xml:space="preserve"> </w:t>
+            </w:r>
+            <w:r>
+              <w:t xml:space="preserve">mean the same state — as far as R is concerned they’re two unrelated strings, so every row fails to match and</w:t>
             </w:r>
             <w:r>
               <w:t xml:space="preserve"> </w:t>
@@ -5656,13 +5628,16 @@
               <w:rPr>
                 <w:rStyle w:val="VerbatimChar"/>
               </w:rPr>
-              <w:t xml:space="preserve">" Washington"</w:t>
+              <w:t xml:space="preserve">sightings</w:t>
             </w:r>
             <w:r>
               <w:t xml:space="preserve"> </w:t>
             </w:r>
             <w:r>
-              <w:t xml:space="preserve">are three different keys. A silent all-</w:t>
+              <w:t xml:space="preserve">comes back</w:t>
+            </w:r>
+            <w:r>
+              <w:t xml:space="preserve"> </w:t>
             </w:r>
             <w:r>
               <w:rPr>
@@ -5674,23 +5649,22 @@
               <w:t xml:space="preserve"> </w:t>
             </w:r>
             <w:r>
-              <w:t xml:space="preserve">result is almost always a</w:t>
+              <w:t xml:space="preserve">everywhere.</w:t>
             </w:r>
             <w:r>
               <w:t xml:space="preserve"> </w:t>
             </w:r>
             <w:r>
               <w:rPr>
-                <w:b/>
-                <w:bCs/>
+                <w:rStyle w:val="VerbatimChar"/>
               </w:rPr>
-              <w:t xml:space="preserve">key-mismatch</w:t>
+              <w:t xml:space="preserve">scale_fill_viridis_c()</w:t>
             </w:r>
             <w:r>
               <w:t xml:space="preserve"> </w:t>
             </w:r>
             <w:r>
-              <w:t xml:space="preserve">— check case and spelling first.</w:t>
+              <w:t xml:space="preserve">then has nothing to shade with, and you get a map that ran without a single error yet shows you nothing. Grey-everywhere is the signature of a key-mismatch, not a code bug.</w:t>
             </w:r>
           </w:p>
           <w:p/>

--- a/docs/content/mapping/mapping_lecture.docx
+++ b/docs/content/mapping/mapping_lecture.docx
@@ -7,7 +7,7 @@
         <w:pStyle w:val="Title"/>
       </w:pPr>
       <w:r>
-        <w:t xml:space="preserve">Lecture 13 — Mapping: Where Is Bigfoot?</w:t>
+        <w:t xml:space="preserve">Lecture — Mapping: Where Is Bigfoot?</w:t>
       </w:r>
     </w:p>
     <w:p>
@@ -8234,7 +8234,7 @@
           <w:b/>
           <w:bCs/>
         </w:rPr>
-        <w:t xml:space="preserve">Homework:</w:t>
+        <w:t xml:space="preserve">Extension (out of class):</w:t>
       </w:r>
     </w:p>
     <w:p>
@@ -8293,7 +8293,7 @@
         <w:t xml:space="preserve"> </w:t>
       </w:r>
       <w:r>
-        <w:t xml:space="preserve">package and map where it lives — see the assignment.</w:t>
+        <w:t xml:space="preserve">package and map where it lives — see the activity.</w:t>
       </w:r>
     </w:p>
     <w:bookmarkEnd w:id="83"/>

--- a/docs/content/mapping/mapping_lecture.docx
+++ b/docs/content/mapping/mapping_lecture.docx
@@ -31,7 +31,7 @@
         <w:pStyle w:val="Date"/>
       </w:pPr>
       <w:r>
-        <w:t xml:space="preserve">2026-08-27</w:t>
+        <w:t xml:space="preserve">2026-09-01</w:t>
       </w:r>
     </w:p>
     <w:bookmarkStart w:id="12" w:name="where-we-left-off-factors-joins"/>

--- a/docs/content/mapping/mapping_lecture.docx
+++ b/docs/content/mapping/mapping_lecture.docx
@@ -31,7 +31,7 @@
         <w:pStyle w:val="Date"/>
       </w:pPr>
       <w:r>
-        <w:t xml:space="preserve">2026-09-01</w:t>
+        <w:t xml:space="preserve">2026-09-03</w:t>
       </w:r>
     </w:p>
     <w:bookmarkStart w:id="12" w:name="where-we-left-off-factors-joins"/>

--- a/docs/content/mapping/mapping_lecture.docx
+++ b/docs/content/mapping/mapping_lecture.docx
@@ -2929,7 +2929,7 @@
       <w:r>
         <w:drawing>
           <wp:inline>
-            <wp:extent cx="5943600" cy="5943600"/>
+            <wp:extent cx="2286000" cy="2286000"/>
             <wp:effectExtent b="0" l="0" r="0" t="0"/>
             <wp:docPr descr="" title="" id="36" name="Picture"/>
             <a:graphic>
@@ -2950,7 +2950,7 @@
                   <pic:spPr bwMode="auto">
                     <a:xfrm>
                       <a:off x="0" y="0"/>
-                      <a:ext cx="5943600" cy="5943600"/>
+                      <a:ext cx="2286000" cy="2286000"/>
                     </a:xfrm>
                     <a:prstGeom prst="rect">
                       <a:avLst/>
@@ -4269,7 +4269,7 @@
       <w:r>
         <w:drawing>
           <wp:inline>
-            <wp:extent cx="5943600" cy="5943600"/>
+            <wp:extent cx="2286000" cy="2286000"/>
             <wp:effectExtent b="0" l="0" r="0" t="0"/>
             <wp:docPr descr="" title="" id="49" name="Picture"/>
             <a:graphic>
@@ -4290,7 +4290,7 @@
                   <pic:spPr bwMode="auto">
                     <a:xfrm>
                       <a:off x="0" y="0"/>
-                      <a:ext cx="5943600" cy="5943600"/>
+                      <a:ext cx="2286000" cy="2286000"/>
                     </a:xfrm>
                     <a:prstGeom prst="rect">
                       <a:avLst/>
@@ -6122,7 +6122,7 @@
       <w:r>
         <w:drawing>
           <wp:inline>
-            <wp:extent cx="5943600" cy="5943600"/>
+            <wp:extent cx="2286000" cy="2286000"/>
             <wp:effectExtent b="0" l="0" r="0" t="0"/>
             <wp:docPr descr="" title="" id="64" name="Picture"/>
             <a:graphic>
@@ -6143,7 +6143,7 @@
                   <pic:spPr bwMode="auto">
                     <a:xfrm>
                       <a:off x="0" y="0"/>
-                      <a:ext cx="5943600" cy="5943600"/>
+                      <a:ext cx="2286000" cy="2286000"/>
                     </a:xfrm>
                     <a:prstGeom prst="rect">
                       <a:avLst/>
@@ -6860,7 +6860,7 @@
       <w:r>
         <w:drawing>
           <wp:inline>
-            <wp:extent cx="5943600" cy="5943600"/>
+            <wp:extent cx="2286000" cy="2286000"/>
             <wp:effectExtent b="0" l="0" r="0" t="0"/>
             <wp:docPr descr="" title="" id="72" name="Picture"/>
             <a:graphic>
@@ -6881,7 +6881,7 @@
                   <pic:spPr bwMode="auto">
                     <a:xfrm>
                       <a:off x="0" y="0"/>
-                      <a:ext cx="5943600" cy="5943600"/>
+                      <a:ext cx="2286000" cy="2286000"/>
                     </a:xfrm>
                     <a:prstGeom prst="rect">
                       <a:avLst/>
@@ -7721,7 +7721,7 @@
       <w:r>
         <w:drawing>
           <wp:inline>
-            <wp:extent cx="5943600" cy="5943600"/>
+            <wp:extent cx="2286000" cy="2286000"/>
             <wp:effectExtent b="0" l="0" r="0" t="0"/>
             <wp:docPr descr="" title="" id="80" name="Picture"/>
             <a:graphic>
@@ -7742,7 +7742,7 @@
                   <pic:spPr bwMode="auto">
                     <a:xfrm>
                       <a:off x="0" y="0"/>
-                      <a:ext cx="5943600" cy="5943600"/>
+                      <a:ext cx="2286000" cy="2286000"/>
                     </a:xfrm>
                     <a:prstGeom prst="rect">
                       <a:avLst/>
@@ -9451,8 +9451,8 @@
       <w:rFonts w:asciiTheme="majorHAnsi" w:cstheme="majorBidi" w:eastAsiaTheme="majorEastAsia" w:hAnsiTheme="majorHAnsi"/>
       <w:spacing w:val="-10"/>
       <w:kern w:val="28"/>
-      <w:sz w:val="56"/>
-      <w:szCs w:val="56"/>
+      <w:sz w:val="40"/>
+      <w:szCs w:val="40"/>
     </w:rPr>
   </w:style>
   <w:style w:customStyle="1" w:styleId="TitleChar" w:type="character">
@@ -9465,8 +9465,8 @@
       <w:rFonts w:asciiTheme="majorHAnsi" w:cstheme="majorBidi" w:eastAsiaTheme="majorEastAsia" w:hAnsiTheme="majorHAnsi"/>
       <w:spacing w:val="-10"/>
       <w:kern w:val="28"/>
-      <w:sz w:val="56"/>
-      <w:szCs w:val="56"/>
+      <w:sz w:val="40"/>
+      <w:szCs w:val="40"/>
     </w:rPr>
   </w:style>
   <w:style w:styleId="Subtitle" w:type="paragraph">

--- a/docs/content/mapping/mapping_lecture.docx
+++ b/docs/content/mapping/mapping_lecture.docx
@@ -31,7 +31,7 @@
         <w:pStyle w:val="Date"/>
       </w:pPr>
       <w:r>
-        <w:t xml:space="preserve">2026-09-03</w:t>
+        <w:t xml:space="preserve">2026-09-04</w:t>
       </w:r>
     </w:p>
     <w:bookmarkStart w:id="12" w:name="where-we-left-off-factors-joins"/>
